--- a/de_thi_thu_quan_ly_don_hang_LT02_v4.docx
+++ b/de_thi_thu_quan_ly_don_hang_LT02_v4.docx
@@ -560,27 +560,10 @@
           <w:sz w:val="22"/>
           <w:szCs w:val="22"/>
         </w:rPr>
-        <w:t xml:space="preserve"> làm Partition Key, </w:t>
-      </w:r>
-      <w:r>
-        <w:rPr>
-          <w:rFonts w:ascii="Times New Roman" w:hAnsi="Times New Roman" w:eastAsia="Times New Roman" w:cs="Times New Roman"/>
-          <w:b/>
-          <w:bCs/>
-          <w:color w:val="1F4E79"/>
-          <w:sz w:val="22"/>
-          <w:szCs w:val="22"/>
-        </w:rPr>
-        <w:t>orderDate</w:t>
-      </w:r>
-      <w:r>
-        <w:rPr>
-          <w:rFonts w:ascii="Times New Roman" w:hAnsi="Times New Roman" w:eastAsia="Times New Roman" w:cs="Times New Roman"/>
-          <w:sz w:val="22"/>
-          <w:szCs w:val="22"/>
-        </w:rPr>
-        <w:t xml:space="preserve"> làm Sort Key)</w:t>
-      </w:r>
+        <w:t xml:space="preserve"> làm Partition Key)</w:t>
+      </w:r>
+      <w:bookmarkStart w:id="0" w:name="_GoBack"/>
+      <w:bookmarkEnd w:id="0"/>
     </w:p>
     <w:p>
       <w:pPr>
@@ -753,7 +736,7 @@
                 <w:sz w:val="20"/>
                 <w:szCs w:val="20"/>
               </w:rPr>
-              <w:t>orderId (PK), orderDate (SK), customerName, productName, category, quantity, unitPrice, shippingFee, taxRate, paymentStatus, imageUrl, createdAt</w:t>
+              <w:t>orderId (PK), orderDate, customerName, productName, category, quantity, unitPrice, shippingFee, taxRate, paymentStatus, imageUrl, createdAt</w:t>
             </w:r>
           </w:p>
         </w:tc>
@@ -841,69 +824,57 @@
     </w:p>
     <w:p>
       <w:pPr>
-        <w:pStyle w:val="16"/>
-        <w:numPr>
-          <w:ilvl w:val="0"/>
-          <w:numId w:val="1"/>
-        </w:numPr>
-        <w:spacing w:before="40" w:after="40"/>
-      </w:pPr>
+        <w:bidi w:val="0"/>
+      </w:pPr>
+      <w:r>
+        <w:t xml:space="preserve">• Tạo bảng </w:t>
+      </w:r>
       <w:r>
         <w:rPr>
           <w:rFonts w:ascii="Times New Roman" w:hAnsi="Times New Roman" w:eastAsia="Times New Roman" w:cs="Times New Roman"/>
           <w:sz w:val="22"/>
           <w:szCs w:val="22"/>
         </w:rPr>
-        <w:t>Tạo bảng OrderItems trên DynamoDB với Partition Key là orderId (String) và Sort Key là orderDate (String). Giải thích lý do chọn Composite Key thay vì chỉ dùng Partition Key đơn giản.</w:t>
-      </w:r>
-    </w:p>
-    <w:p>
-      <w:pPr>
-        <w:pStyle w:val="16"/>
-        <w:numPr>
-          <w:ilvl w:val="0"/>
-          <w:numId w:val="1"/>
-        </w:numPr>
-        <w:spacing w:before="40" w:after="40"/>
-      </w:pPr>
-      <w:r>
-        <w:rPr>
-          <w:rFonts w:ascii="Times New Roman" w:hAnsi="Times New Roman" w:eastAsia="Times New Roman" w:cs="Times New Roman"/>
-          <w:sz w:val="22"/>
-          <w:szCs w:val="22"/>
-        </w:rPr>
-        <w:t>Trình bày ý nghĩa từng thuộc tính chính trong bảng (xem bảng gợi ý thuộc tính).</w:t>
-      </w:r>
-    </w:p>
-    <w:p>
-      <w:pPr>
-        <w:pStyle w:val="16"/>
-        <w:numPr>
-          <w:ilvl w:val="0"/>
-          <w:numId w:val="1"/>
-        </w:numPr>
-        <w:spacing w:before="40" w:after="40"/>
-      </w:pPr>
-      <w:r>
-        <w:rPr>
-          <w:rFonts w:ascii="Times New Roman" w:hAnsi="Times New Roman" w:eastAsia="Times New Roman" w:cs="Times New Roman"/>
-          <w:sz w:val="22"/>
-          <w:szCs w:val="22"/>
-        </w:rPr>
-        <w:t>Viết ngắn phần mô tả luồng dữ liệu: người dùng nhập form → validate phía server → upload ảnh sản phẩm lên S3 → lưu metadata và imageUrl vào DynamoDB.</w:t>
+        <w:t>OrderItems</w:t>
+      </w:r>
+      <w:r>
+        <w:t xml:space="preserve"> trên DynamoDB. </w:t>
+      </w:r>
+    </w:p>
+    <w:p>
+      <w:pPr>
+        <w:bidi w:val="0"/>
+      </w:pPr>
+      <w:r>
+        <w:t xml:space="preserve">• Trình bày ý nghĩa từng thuộc tính chính và giải thích vì sao chọn </w:t>
+      </w:r>
+      <w:r>
+        <w:rPr>
+          <w:rFonts w:ascii="Times New Roman" w:hAnsi="Times New Roman" w:eastAsia="Times New Roman" w:cs="Times New Roman"/>
+          <w:b/>
+          <w:bCs/>
+          <w:color w:val="000000"/>
+          <w:sz w:val="20"/>
+          <w:szCs w:val="20"/>
+        </w:rPr>
+        <w:t>orderId</w:t>
+      </w:r>
+      <w:r>
+        <w:t xml:space="preserve"> làm khóa chính. </w:t>
+      </w:r>
+    </w:p>
+    <w:p>
+      <w:pPr>
+        <w:bidi w:val="0"/>
+      </w:pPr>
+      <w:r>
+        <w:t xml:space="preserve">• Viết ngắn phần mô tả luồng dữ liệu: nhập dữ liệu từ form → lưu ảnh lên S3 → lưu metadata vào DynamoDB. </w:t>
       </w:r>
     </w:p>
     <w:p>
       <w:pPr>
         <w:spacing w:before="30" w:after="30"/>
       </w:pPr>
-      <w:r>
-        <w:rPr>
-          <w:sz w:val="22"/>
-          <w:szCs w:val="22"/>
-        </w:rPr>
-        <w:t xml:space="preserve"> </w:t>
-      </w:r>
     </w:p>
     <w:p>
       <w:pPr>
@@ -1192,7 +1163,7 @@
                 <w:sz w:val="20"/>
                 <w:szCs w:val="20"/>
               </w:rPr>
-              <w:t>Mã đơn hàng – Partition Key, định danh duy nhất mỗi đơn</w:t>
+              <w:t>Mã đơn hàng – định danh duy nhất mỗi đơn</w:t>
             </w:r>
           </w:p>
         </w:tc>
@@ -1239,13 +1210,13 @@
             <w:r>
               <w:rPr>
                 <w:rFonts w:ascii="Times New Roman" w:hAnsi="Times New Roman" w:eastAsia="Times New Roman" w:cs="Times New Roman"/>
-                <w:b/>
-                <w:bCs/>
-                <w:color w:val="000000"/>
-                <w:sz w:val="20"/>
-                <w:szCs w:val="20"/>
-              </w:rPr>
-              <w:t>orderDate (SK)</w:t>
+                <w:b w:val="0"/>
+                <w:bCs w:val="0"/>
+                <w:color w:val="000000"/>
+                <w:sz w:val="20"/>
+                <w:szCs w:val="20"/>
+              </w:rPr>
+              <w:t>orderDate</w:t>
             </w:r>
           </w:p>
         </w:tc>
@@ -1308,14 +1279,26 @@
             </w:pPr>
             <w:r>
               <w:rPr>
-                <w:rFonts w:ascii="Times New Roman" w:hAnsi="Times New Roman" w:eastAsia="Times New Roman" w:cs="Times New Roman"/>
-                <w:b w:val="0"/>
-                <w:bCs w:val="0"/>
-                <w:color w:val="000000"/>
-                <w:sz w:val="20"/>
-                <w:szCs w:val="20"/>
-              </w:rPr>
-              <w:t>Sort Key – ngày đặt hàng, cho phép truy vấn theo thời gian</w:t>
+                <w:rFonts w:hint="default" w:cs="Times New Roman"/>
+                <w:b w:val="0"/>
+                <w:bCs w:val="0"/>
+                <w:color w:val="000000"/>
+                <w:sz w:val="20"/>
+                <w:szCs w:val="20"/>
+                <w:lang w:val="en-US"/>
+              </w:rPr>
+              <w:t>N</w:t>
+            </w:r>
+            <w:r>
+              <w:rPr>
+                <w:rFonts w:ascii="Times New Roman" w:hAnsi="Times New Roman" w:eastAsia="Times New Roman" w:cs="Times New Roman"/>
+                <w:b w:val="0"/>
+                <w:bCs w:val="0"/>
+                <w:color w:val="000000"/>
+                <w:sz w:val="20"/>
+                <w:szCs w:val="20"/>
+              </w:rPr>
+              <w:t>gày đặt hàng, cho phép truy vấn theo thời gian</w:t>
             </w:r>
           </w:p>
         </w:tc>
@@ -2635,8 +2618,6 @@
         </w:rPr>
         <w:t xml:space="preserve"> .......................................................................................................................................................................................</w:t>
       </w:r>
-      <w:bookmarkStart w:id="0" w:name="_GoBack"/>
-      <w:bookmarkEnd w:id="0"/>
     </w:p>
     <w:p>
       <w:pPr>
@@ -3786,7 +3767,7 @@
                 <w:sz w:val="20"/>
                 <w:szCs w:val="20"/>
               </w:rPr>
-              <w:t>Tạo đúng bảng OrderItems trên DynamoDB với PK và SK hợp lệ</w:t>
+              <w:t>Tạo đúng bảng OrderItems trên DynamoDB với PK hợp lệ</w:t>
             </w:r>
           </w:p>
         </w:tc>
@@ -5932,7 +5913,7 @@
   <w:docDefaults>
     <w:rPrDefault>
       <w:rPr>
-        <w:rFonts w:ascii="Times New Roman" w:hAnsi="Times New Roman" w:eastAsia="Times New Roman" w:cs="Times New Roman"/>
+        <w:rFonts w:ascii="Times New Roman" w:hAnsi="Times New Roman" w:eastAsia="SimSun" w:cs="Times New Roman"/>
       </w:rPr>
     </w:rPrDefault>
     <w:pPrDefault/>
@@ -6385,6 +6366,7 @@
     <w:link w:val="11"/>
     <w:semiHidden/>
     <w:unhideWhenUsed/>
+    <w:qFormat/>
     <w:uiPriority w:val="99"/>
     <w:rPr>
       <w:sz w:val="20"/>
